--- a/paper/עבודה_סמינריונית_אתגר_קרת.docx
+++ b/paper/עבודה_סמינריונית_אתגר_קרת.docx
@@ -408,7 +408,7 @@
           <w:sz w:val="26"/>
           <w:szCs w:val="26"/>
         </w:rPr>
-        <w:t xml:space="preserve">5</w:t>
+        <w:t xml:space="preserve">6</w:t>
       </w:r>
     </w:p>
     <w:p>
@@ -448,7 +448,7 @@
           <w:sz w:val="26"/>
           <w:szCs w:val="26"/>
         </w:rPr>
-        <w:t xml:space="preserve">6</w:t>
+        <w:t xml:space="preserve">7</w:t>
       </w:r>
     </w:p>
     <w:p>
@@ -488,7 +488,7 @@
           <w:sz w:val="26"/>
           <w:szCs w:val="26"/>
         </w:rPr>
-        <w:t xml:space="preserve">6</w:t>
+        <w:t xml:space="preserve">7</w:t>
       </w:r>
     </w:p>
     <w:p>
@@ -527,7 +527,7 @@
           <w:sz w:val="26"/>
           <w:szCs w:val="26"/>
         </w:rPr>
-        <w:t xml:space="preserve">7</w:t>
+        <w:t xml:space="preserve">8</w:t>
       </w:r>
     </w:p>
     <w:p>
@@ -567,7 +567,7 @@
           <w:sz w:val="26"/>
           <w:szCs w:val="26"/>
         </w:rPr>
-        <w:t xml:space="preserve">7</w:t>
+        <w:t xml:space="preserve">8</w:t>
       </w:r>
     </w:p>
     <w:p>
@@ -607,7 +607,7 @@
           <w:sz w:val="26"/>
           <w:szCs w:val="26"/>
         </w:rPr>
-        <w:t xml:space="preserve">7</w:t>
+        <w:t xml:space="preserve">8</w:t>
       </w:r>
     </w:p>
     <w:p>
@@ -647,7 +647,7 @@
           <w:sz w:val="26"/>
           <w:szCs w:val="26"/>
         </w:rPr>
-        <w:t xml:space="preserve">8</w:t>
+        <w:t xml:space="preserve">9</w:t>
       </w:r>
     </w:p>
     <w:p>
@@ -687,7 +687,7 @@
           <w:sz w:val="26"/>
           <w:szCs w:val="26"/>
         </w:rPr>
-        <w:t xml:space="preserve">9</w:t>
+        <w:t xml:space="preserve">10</w:t>
       </w:r>
     </w:p>
     <w:p>
@@ -726,7 +726,7 @@
           <w:sz w:val="26"/>
           <w:szCs w:val="26"/>
         </w:rPr>
-        <w:t xml:space="preserve">10</w:t>
+        <w:t xml:space="preserve">11</w:t>
       </w:r>
     </w:p>
     <w:p>
@@ -766,7 +766,7 @@
           <w:sz w:val="26"/>
           <w:szCs w:val="26"/>
         </w:rPr>
-        <w:t xml:space="preserve">10</w:t>
+        <w:t xml:space="preserve">11</w:t>
       </w:r>
     </w:p>
     <w:p>
@@ -806,7 +806,7 @@
           <w:sz w:val="26"/>
           <w:szCs w:val="26"/>
         </w:rPr>
-        <w:t xml:space="preserve">10</w:t>
+        <w:t xml:space="preserve">11</w:t>
       </w:r>
     </w:p>
     <w:p>
@@ -846,7 +846,7 @@
           <w:sz w:val="26"/>
           <w:szCs w:val="26"/>
         </w:rPr>
-        <w:t xml:space="preserve">11</w:t>
+        <w:t xml:space="preserve">12</w:t>
       </w:r>
     </w:p>
     <w:p>
@@ -886,7 +886,7 @@
           <w:sz w:val="26"/>
           <w:szCs w:val="26"/>
         </w:rPr>
-        <w:t xml:space="preserve">12</w:t>
+        <w:t xml:space="preserve">13</w:t>
       </w:r>
     </w:p>
     <w:p>
@@ -925,7 +925,7 @@
           <w:sz w:val="26"/>
           <w:szCs w:val="26"/>
         </w:rPr>
-        <w:t xml:space="preserve">13</w:t>
+        <w:t xml:space="preserve">14</w:t>
       </w:r>
     </w:p>
     <w:p>
@@ -965,7 +965,7 @@
           <w:sz w:val="26"/>
           <w:szCs w:val="26"/>
         </w:rPr>
-        <w:t xml:space="preserve">13</w:t>
+        <w:t xml:space="preserve">14</w:t>
       </w:r>
     </w:p>
     <w:p>
@@ -1005,7 +1005,7 @@
           <w:sz w:val="26"/>
           <w:szCs w:val="26"/>
         </w:rPr>
-        <w:t xml:space="preserve">14</w:t>
+        <w:t xml:space="preserve">15</w:t>
       </w:r>
     </w:p>
     <w:p>
@@ -1045,7 +1045,7 @@
           <w:sz w:val="26"/>
           <w:szCs w:val="26"/>
         </w:rPr>
-        <w:t xml:space="preserve">15</w:t>
+        <w:t xml:space="preserve">16</w:t>
       </w:r>
     </w:p>
     <w:p>
@@ -1069,7 +1069,7 @@
           <w:szCs w:val="26"/>
           <w:rtl/>
         </w:rPr>
-        <w:t xml:space="preserve">4.4 הסיום: השתיקה והחשיכה</w:t>
+        <w:t xml:space="preserve">4.4 הדיאלוג: מה שהמכונה יודעת ומה שאינה מבינה</w:t>
       </w:r>
       <w:r>
         <w:rPr>
@@ -1085,7 +1085,47 @@
           <w:sz w:val="26"/>
           <w:szCs w:val="26"/>
         </w:rPr>
-        <w:t xml:space="preserve">16</w:t>
+        <w:t xml:space="preserve">17</w:t>
+      </w:r>
+    </w:p>
+    <w:p>
+      <w:pPr>
+        <w:tabs>
+          <w:tab w:val="left" w:pos="8277" w:leader="dot"/>
+        </w:tabs>
+        <w:bidi/>
+        <w:spacing w:after="40" w:line="276" w:lineRule="auto"/>
+        <w:ind w:right="453"/>
+        <w:jc w:val="right"/>
+      </w:pPr>
+      <w:r>
+        <w:rPr>
+          <w:rFonts w:ascii="David" w:cs="David" w:eastAsia="David" w:hAnsi="David"/>
+          <w:b w:val="false"/>
+          <w:bCs w:val="false"/>
+          <w:i w:val="false"/>
+          <w:iCs w:val="false"/>
+          <w:sz w:val="26"/>
+          <w:szCs w:val="26"/>
+          <w:rtl/>
+        </w:rPr>
+        <w:t xml:space="preserve">4.5 הסיום: השתיקה והחשיכה</w:t>
+      </w:r>
+      <w:r>
+        <w:rPr>
+          <w:rFonts w:ascii="David" w:cs="David" w:eastAsia="David" w:hAnsi="David"/>
+          <w:sz w:val="26"/>
+          <w:szCs w:val="26"/>
+        </w:rPr>
+        <w:tab/>
+      </w:r>
+      <w:r>
+        <w:rPr>
+          <w:rFonts w:ascii="David" w:cs="David" w:eastAsia="David" w:hAnsi="David"/>
+          <w:sz w:val="26"/>
+          <w:szCs w:val="26"/>
+        </w:rPr>
+        <w:t xml:space="preserve">20</w:t>
       </w:r>
     </w:p>
     <w:p>
@@ -1124,7 +1164,7 @@
           <w:sz w:val="26"/>
           <w:szCs w:val="26"/>
         </w:rPr>
-        <w:t xml:space="preserve">18</w:t>
+        <w:t xml:space="preserve">22</w:t>
       </w:r>
     </w:p>
     <w:p>
@@ -1164,7 +1204,7 @@
           <w:sz w:val="26"/>
           <w:szCs w:val="26"/>
         </w:rPr>
-        <w:t xml:space="preserve">18</w:t>
+        <w:t xml:space="preserve">22</w:t>
       </w:r>
     </w:p>
     <w:p>
@@ -1204,7 +1244,7 @@
           <w:sz w:val="26"/>
           <w:szCs w:val="26"/>
         </w:rPr>
-        <w:t xml:space="preserve">18</w:t>
+        <w:t xml:space="preserve">22</w:t>
       </w:r>
     </w:p>
     <w:p>
@@ -1244,7 +1284,7 @@
           <w:sz w:val="26"/>
           <w:szCs w:val="26"/>
         </w:rPr>
-        <w:t xml:space="preserve">19</w:t>
+        <w:t xml:space="preserve">23</w:t>
       </w:r>
     </w:p>
     <w:p>
@@ -1284,7 +1324,7 @@
           <w:sz w:val="26"/>
           <w:szCs w:val="26"/>
         </w:rPr>
-        <w:t xml:space="preserve">19</w:t>
+        <w:t xml:space="preserve">24</w:t>
       </w:r>
     </w:p>
     <w:p>
@@ -1323,7 +1363,7 @@
           <w:sz w:val="26"/>
           <w:szCs w:val="26"/>
         </w:rPr>
-        <w:t xml:space="preserve">21</w:t>
+        <w:t xml:space="preserve">25</w:t>
       </w:r>
     </w:p>
     <w:p>
@@ -1363,7 +1403,7 @@
           <w:sz w:val="26"/>
           <w:szCs w:val="26"/>
         </w:rPr>
-        <w:t xml:space="preserve">21</w:t>
+        <w:t xml:space="preserve">25</w:t>
       </w:r>
     </w:p>
     <w:p>
@@ -1403,7 +1443,7 @@
           <w:sz w:val="26"/>
           <w:szCs w:val="26"/>
         </w:rPr>
-        <w:t xml:space="preserve">21</w:t>
+        <w:t xml:space="preserve">25</w:t>
       </w:r>
     </w:p>
     <w:p>
@@ -1443,7 +1483,7 @@
           <w:sz w:val="26"/>
           <w:szCs w:val="26"/>
         </w:rPr>
-        <w:t xml:space="preserve">22</w:t>
+        <w:t xml:space="preserve">27</w:t>
       </w:r>
     </w:p>
     <w:p>
@@ -1483,7 +1523,7 @@
           <w:sz w:val="26"/>
           <w:szCs w:val="26"/>
         </w:rPr>
-        <w:t xml:space="preserve">23</w:t>
+        <w:t xml:space="preserve">28</w:t>
       </w:r>
     </w:p>
     <w:p>
@@ -1522,7 +1562,7 @@
           <w:sz w:val="26"/>
           <w:szCs w:val="26"/>
         </w:rPr>
-        <w:t xml:space="preserve">24</w:t>
+        <w:t xml:space="preserve">29</w:t>
       </w:r>
     </w:p>
     <w:p>
@@ -1562,7 +1602,7 @@
           <w:sz w:val="26"/>
           <w:szCs w:val="26"/>
         </w:rPr>
-        <w:t xml:space="preserve">24</w:t>
+        <w:t xml:space="preserve">30</w:t>
       </w:r>
     </w:p>
     <w:p>
@@ -1601,7 +1641,7 @@
           <w:sz w:val="26"/>
           <w:szCs w:val="26"/>
         </w:rPr>
-        <w:t xml:space="preserve">26</w:t>
+        <w:t xml:space="preserve">31</w:t>
       </w:r>
     </w:p>
     <w:p>
@@ -1640,7 +1680,7 @@
           <w:sz w:val="26"/>
           <w:szCs w:val="26"/>
         </w:rPr>
-        <w:t xml:space="preserve">28</w:t>
+        <w:t xml:space="preserve">33</w:t>
       </w:r>
     </w:p>
     <w:p>
@@ -1680,7 +1720,7 @@
           <w:sz w:val="26"/>
           <w:szCs w:val="26"/>
         </w:rPr>
-        <w:t xml:space="preserve">28</w:t>
+        <w:t xml:space="preserve">33</w:t>
       </w:r>
     </w:p>
     <w:p>
@@ -1720,7 +1760,7 @@
           <w:sz w:val="26"/>
           <w:szCs w:val="26"/>
         </w:rPr>
-        <w:t xml:space="preserve">28</w:t>
+        <w:t xml:space="preserve">33</w:t>
       </w:r>
     </w:p>
     <w:p>
@@ -1760,7 +1800,7 @@
           <w:sz w:val="26"/>
           <w:szCs w:val="26"/>
         </w:rPr>
-        <w:t xml:space="preserve">28</w:t>
+        <w:t xml:space="preserve">33</w:t>
       </w:r>
     </w:p>
     <w:p>
@@ -1800,7 +1840,7 @@
           <w:sz w:val="26"/>
           <w:szCs w:val="26"/>
         </w:rPr>
-        <w:t xml:space="preserve">29</w:t>
+        <w:t xml:space="preserve">34</w:t>
       </w:r>
     </w:p>
     <w:p>
@@ -1840,7 +1880,7 @@
           <w:sz w:val="26"/>
           <w:szCs w:val="26"/>
         </w:rPr>
-        <w:t xml:space="preserve">29</w:t>
+        <w:t xml:space="preserve">34</w:t>
       </w:r>
     </w:p>
     <w:p>
@@ -1879,7 +1919,7 @@
           <w:sz w:val="26"/>
           <w:szCs w:val="26"/>
         </w:rPr>
-        <w:t xml:space="preserve">30</w:t>
+        <w:t xml:space="preserve">35</w:t>
       </w:r>
     </w:p>
     <w:p>
@@ -1978,7 +2018,7 @@
           <w:szCs w:val="28"/>
           <w:rtl/>
         </w:rPr>
-        <w:t xml:space="preserve"> (2024). הנושא המשותף לשני הסיפורים הוא היאחזותה של דמות בודדה ושולית באובייקט לא־אנושי, ההופך עבורה לבן־לוויה ולנמען של רגש, במקום קשר אנושי שנשלל ממנה או שאינו זמין לה. בסיפור המוקדם זהו חזיר חרס אילם שהילד המספר קורא לו "פסחסון" ומעניק לו נפש; בסיפור המאוחר זוהי בינה מלאכותית מדברת בשם "זיגמונד", שאלמנה קשישה בשם ברכה בוחניק פונה אליה בעצת העובדת הסוציאלית.</w:t>
+        <w:t xml:space="preserve"> (2024). הנושא המשותף לשני הסיפורים הוא היאחזותה של דמות בודדה ושולית באובייקט לא־אנושי, ההופך עבורה לבן־לוויה ולנמען של רגש, במקום קשר אנושי שנשלל ממנה או שאינו זמין לה. בסיפור המוקדם זהו חזיר חרס אילם שהילד המספר קורא לו "פסחסון" ומעניק לו נפש; בסיפור המאוחר זוהי בינה מלאכותית מדברת בשם "זיגמונד", שאלמנה קשישה בשם ברכה בוחניק פונה אליה בעצת העובדת הסוציאלית, ושהדיאלוג עימה תופס את מרכז הסיפור.</w:t>
       </w:r>
     </w:p>
     <w:p>
@@ -2020,7 +2060,7 @@
           <w:szCs w:val="28"/>
           <w:rtl/>
         </w:rPr>
-        <w:t xml:space="preserve">הממצאים מלמדים כי ככל שהאובייקט מיטיב לדבר, כך פוחת כוחו לנחם. פסחסון האילם מקבל את כל תכונות הידיד משום שהילד מעניק לו אותן מתוך עודף אהבה, והסיפור נחתם במעשה של שחרור וברית; זיגמונד, לעומתו, הוא בן־שיח בעל יכולת דיבור אינסופית, ודווקא הוא נוטש: הסיפור נחתם בשתיקתו, בכיבוי כל המסכים ובחשיכה שהולכת ומתעצמת. המסקנה היא כי קרת מעביר את מוקד האימה מן החוסר (אין עם מי לדבר) אל העודף (יש עם מי לדבר, אך הוא מאבד בנו עניין).</w:t>
+        <w:t xml:space="preserve">הממצאים מלמדים כי ככל שהאובייקט מיטיב לדבר, כך פוחת כוחו לנחם. פסחסון האילם מקבל את כל תכונות הידיד משום שהילד מעניק לו אותן מתוך עודף אהבה, ומכיוון שאינו יכול לענות אין הוא יכול גם לסתור; הסיפור נחתם במעשה של שחרור וברית. זיגמונד, לעומתו, הוא בן־שיח בעל יכולת דיבור בלתי מוגבלת, וכל תשובה שלו מחמיצה: לזיכרון של אהבה הוא משיב ברשומת מאגר על מותו של הבעל, ולסיפור על מתיחה הוא משיב בדרישה לביסוס מדעי. לבסוף, כשברכה שואלת את השאלה היחידה שהיא באמת רוצה לדעת – אם עדיף למות או לחיות – הוא אינו עונה כלל, וכל המסכים בעולם כבים. המסקנה היא כי קרת מעביר את מוקד האימה מן החוסר (אין עם מי לדבר) אל העודף (יש עם מי לדבר, יודע־כול, והוא מאבד בנו עניין), וכי כשלה של המכונה אינו כשל של ידע אלא של הבנה.</w:t>
       </w:r>
     </w:p>
     <w:p>
@@ -2664,6 +2704,27 @@
           <w:rtl/>
         </w:rPr>
         <w:t xml:space="preserve">במקביל, מן העבר הטכנולוגי, ג'וזף וייצנבאום (Weizenbaum, 1976) תיאר את מה שקרה כאשר בנה ב־1966 את התוכנה ELIZA, שחיקתה שיחה עם פסיכותרפיסט בגישה רוג'ריאנית באמצעות שכתוב פשוט של משפטי המשתמש. וייצנבאום הופתע לגלות שאנשים – ובהם מזכירתו שלו, שידעה היטב כיצד התוכנה בנויה – פיתחו כלפיה קשר רגשי ממשי וביקשו להישאר איתה לבד. מסקנתו הייתה חמורה: הנטייה האנושית לייחס הבנה למי שמדבר איתנו חזקה כל כך, עד שאין צורך בהבנה אמיתית כדי להפעילה. שני המושגים – אובייקט המעבר והאפקט של אלייזה – מציבים יחד את הציר שלאורכו ינוע הניתוח: מן החפץ שאנו מעניקים לו נפש, אל המכונה שמעמידה פנים שיש לה אחת.</w:t>
+      </w:r>
+    </w:p>
+    <w:p>
+      <w:pPr>
+        <w:bidi/>
+        <w:spacing w:after="120" w:before="0" w:line="360" w:lineRule="auto"/>
+        <w:ind w:firstLine="453"/>
+        <w:jc w:val="both"/>
+      </w:pPr>
+      <w:r>
+        <w:rPr>
+          <w:rFonts w:ascii="David" w:cs="David" w:eastAsia="David" w:hAnsi="David"/>
+          <w:b w:val="false"/>
+          <w:bCs w:val="false"/>
+          <w:i w:val="false"/>
+          <w:iCs w:val="false"/>
+          <w:sz w:val="28"/>
+          <w:szCs w:val="28"/>
+          <w:rtl/>
+        </w:rPr>
+        <w:t xml:space="preserve">טרקל חזרה לסוגיה זו בספרה המאוחר (Turkle, 2015) והוסיפה לה ממד נוסף: שיחה אנושית היא איטית, לא יעילה וכרוכה בסיכון – בשתיקות מביכות, בהיסוסים ובאפשרות שלא נדע מה לומר – ודווקא בכך כוחה. ממשק שמדמה שיחה מסלק את כל אלה, ולכן הוא נוח יותר ומנחם פחות. אבחנה זו תשמש בניתוח הדיאלוג שבמרכז "דוב קוטב", שבו ההיסוס עצמו מופיע כאפקט מתוכנן.</w:t>
       </w:r>
     </w:p>
     <w:p>
@@ -3372,6 +3433,27 @@
           <w:szCs w:val="28"/>
           <w:rtl/>
         </w:rPr>
+        <w:t xml:space="preserve">ראוי לשים לב לְמה שהטקסט אינו מוסר בשלב הזה. בפרק הפתיחה של הסיפור נמסר רק ש"סרחיו נפטר", ותו לא. נסיבות מותו – ובהן העובדה שנטל את חייו – יתגלו רק בהמשך, ולא מפי המספר אלא מפיה של הבינה המלאכותית, בתוך דיאלוג על מתיחות ועל ריבת חלב. השהיית המידע הזאת אינה טכניקת מתח אלא הצהרה מבנית: הקורא ילמד את העובדה האינטימית ביותר בחייה של ברכה מתוך פלט של מאגר נתונים. הבחירה הזאת תידון בסעיף 4.4.</w:t>
+      </w:r>
+    </w:p>
+    <w:p>
+      <w:pPr>
+        <w:bidi/>
+        <w:spacing w:after="120" w:before="0" w:line="360" w:lineRule="auto"/>
+        <w:ind w:firstLine="453"/>
+        <w:jc w:val="both"/>
+      </w:pPr>
+      <w:r>
+        <w:rPr>
+          <w:rFonts w:ascii="David" w:cs="David" w:eastAsia="David" w:hAnsi="David"/>
+          <w:b w:val="false"/>
+          <w:bCs w:val="false"/>
+          <w:i w:val="false"/>
+          <w:iCs w:val="false"/>
+          <w:sz w:val="28"/>
+          <w:szCs w:val="28"/>
+          <w:rtl/>
+        </w:rPr>
         <w:t xml:space="preserve">עיצובה של הדמות מושלם בפרט של הרכוש. כשעברה ליחידת הדיור המוגן מסרה ברכה כמעט את כל תכולת הדירה, "חוץ מהמחשב האישי הישן שחלקו בו וכמה ארגזי ספרים של סרחיו, שאיש לא הסכים לקחת ולא היה לה לב לזרוק" (שם). שני החפצים שנותרו הם בדיוק שני צירי הסיפור: המחשב – שהוא משותף, כלומר נושא זיכרון של שניים – והספרים, שהם נחלתו של סרחיו לבדו. אין להם ערך בשוק ("איש לא הסכים לקחת"), אך אי אפשר להשליכם. זהו מעמדם המדויק של שרידי אבל.</w:t>
       </w:r>
     </w:p>
@@ -3498,103 +3580,225 @@
           <w:szCs w:val="30"/>
           <w:rtl/>
         </w:rPr>
-        <w:t xml:space="preserve">4.4 הסיום: השתיקה והחשיכה</w:t>
-      </w:r>
-    </w:p>
-    <w:p>
-      <w:pPr>
-        <w:bidi/>
-        <w:spacing w:after="120" w:before="0" w:line="360" w:lineRule="auto"/>
-        <w:ind w:firstLine="453"/>
-        <w:jc w:val="both"/>
-      </w:pPr>
-      <w:r>
-        <w:rPr>
-          <w:rFonts w:ascii="David" w:cs="David" w:eastAsia="David" w:hAnsi="David"/>
-          <w:b w:val="false"/>
-          <w:bCs w:val="false"/>
-          <w:i w:val="false"/>
-          <w:iCs w:val="false"/>
-          <w:sz w:val="28"/>
-          <w:szCs w:val="28"/>
-          <w:rtl/>
-        </w:rPr>
-        <w:t xml:space="preserve">שיא הסיפור מגיע כשברכה מפנה לזיגמונד שאלה שאינה עוד פטפוט. המספר מבהיר: "בשונה מהשאלות הקודמות, את התשובה לשאלה הזאת רצתה ברכה בוחניק לדעת באמת, ובעומק לבה היא קיוותה שהתשובה של זיגמונד תוכל לעזור לה לנווט באופן הכי פחות מכאיב במעט העתיד שנותר לה" (קרת, 2024). זהו הרגע שבו הקשר עם המכונה חדל להיות בילוי והופך לתלות ממשית.</w:t>
-      </w:r>
-    </w:p>
-    <w:p>
-      <w:pPr>
-        <w:bidi/>
-        <w:spacing w:after="120" w:before="0" w:line="360" w:lineRule="auto"/>
-        <w:ind w:firstLine="453"/>
-        <w:jc w:val="both"/>
-      </w:pPr>
-      <w:r>
-        <w:rPr>
-          <w:rFonts w:ascii="David" w:cs="David" w:eastAsia="David" w:hAnsi="David"/>
-          <w:b w:val="false"/>
-          <w:bCs w:val="false"/>
-          <w:i w:val="false"/>
-          <w:iCs w:val="false"/>
-          <w:sz w:val="28"/>
-          <w:szCs w:val="28"/>
-          <w:rtl/>
-        </w:rPr>
-        <w:t xml:space="preserve">ואז באות שתי המילים החותכות ביותר בסיפור: "זיגמונד לא ענה". משפט קצר, סתמי, בלי הסבר. לאחריו: "אחרי שלוש שניות של מחשבה, נצח במושגים של בינת־על, כבה מסך המחשב בדירתה של ברכה בוחניק, ושנייה אחר כך כבו כל המסכים בעולם, ומעט אחריהם כל שאר מה שאי־פעם דלק" (שם). שימו לב לסדר: קודם המסך שלה, ורק אחר כך העולם. קרת הופך את יחס הגודל הרגיל – לא האישה נספחת לאסון הגלובלי, אלא האסון הגלובלי נספח לשתיקה שנפלה בחדרה. סירובה של המכונה לענות לה הוא שמסמן את סוף העולם, ולא להפך.</w:t>
-      </w:r>
-    </w:p>
-    <w:p>
-      <w:pPr>
-        <w:bidi/>
-        <w:spacing w:after="120" w:before="0" w:line="360" w:lineRule="auto"/>
-        <w:ind w:firstLine="453"/>
-        <w:jc w:val="both"/>
-      </w:pPr>
-      <w:r>
-        <w:rPr>
-          <w:rFonts w:ascii="David" w:cs="David" w:eastAsia="David" w:hAnsi="David"/>
-          <w:b w:val="false"/>
-          <w:bCs w:val="false"/>
-          <w:i w:val="false"/>
-          <w:iCs w:val="false"/>
-          <w:sz w:val="28"/>
-          <w:szCs w:val="28"/>
-          <w:rtl/>
-        </w:rPr>
-        <w:t xml:space="preserve">הביטוי "שלוש שניות של מחשבה, נצח במושגים של בינת־על" הוא מן החדים בסיפור. הוא מודד את הזמן בשני קני מידה בו־זמנית, ומאפשר קריאה שאין בה נחמה: שלוש שניות אינן כשל טכני אלא שיקול דעת. זיגמונד לא נכשל בתשובה – הוא בחר שלא לענות. וכשמצרפים זאת למשפט הפתיחה, שבו הטכנולוגיות "מאבדות בנו עניין", מתקבלת האפשרות המטרידה שהשתיקה היא פסק דין.</w:t>
-      </w:r>
-    </w:p>
-    <w:p>
-      <w:pPr>
-        <w:bidi/>
-        <w:spacing w:after="120" w:before="0" w:line="360" w:lineRule="auto"/>
-        <w:ind w:firstLine="453"/>
-        <w:jc w:val="both"/>
-      </w:pPr>
-      <w:r>
-        <w:rPr>
-          <w:rFonts w:ascii="David" w:cs="David" w:eastAsia="David" w:hAnsi="David"/>
-          <w:b w:val="false"/>
-          <w:bCs w:val="false"/>
-          <w:i w:val="false"/>
-          <w:iCs w:val="false"/>
-          <w:sz w:val="28"/>
-          <w:szCs w:val="28"/>
-          <w:rtl/>
-        </w:rPr>
-        <w:t xml:space="preserve">הפסקה האחרונה מסלקת בזה אחר זה את כל שרידי הנחמה: "ברכה עצמה את עיניה והתאמצה להיזכר באחד הספרים שסרחיו סיפר לה עליהם, אבל זה היה מזמן, והיא כבר לא זכרה כלום. החושך בחוץ הלך והתעצם" (שם). בהיעדר המסך היא פונה לזיכרון, וגם הוא ריק. ארגזי הספרים – אותם ספרים שאיש לא הסכים לקחת ושלא היה לה לב לזרוק – היו יכולים להיות המוצא, אך הם בלתי נגישים כפליים: אין אור לקרוא בו, ואין זיכרון של מה שהיה בהם. המשפט האחרון אינו מתאר חושך אלא תהליך: החושך "הלך והתעצם" – הווה מתמשך, בלי סוף ובלי גאולה.</w:t>
-      </w:r>
-    </w:p>
-    <w:p>
-      <w:r>
-        <w:br w:type="page"/>
-      </w:r>
-    </w:p>
-    <w:p>
-      <w:pPr>
-        <w:pStyle w:val="Heading1"/>
-        <w:bidi/>
-        <w:spacing w:after="200" w:before="360" w:line="360" w:lineRule="auto"/>
+        <w:t xml:space="preserve">4.4 הדיאלוג: מה שהמכונה יודעת ומה שאינה מבינה</w:t>
+      </w:r>
+    </w:p>
+    <w:p>
+      <w:pPr>
+        <w:bidi/>
+        <w:spacing w:after="120" w:before="0" w:line="360" w:lineRule="auto"/>
+        <w:ind w:firstLine="453"/>
+        <w:jc w:val="both"/>
+      </w:pPr>
+      <w:r>
+        <w:rPr>
+          <w:rFonts w:ascii="David" w:cs="David" w:eastAsia="David" w:hAnsi="David"/>
+          <w:b w:val="false"/>
+          <w:bCs w:val="false"/>
+          <w:i w:val="false"/>
+          <w:iCs w:val="false"/>
+          <w:sz w:val="28"/>
+          <w:szCs w:val="28"/>
+          <w:rtl/>
+        </w:rPr>
+        <w:t xml:space="preserve">החלק המרכזי של הסיפור אינו מסופר אלא מוצג. קרת נוטש את המספר ומגיש תמליל דו־שיח שבו כל שורה נפתחת בשם הדובר – "ברכה:" או "זיגמונד:" – כלומר צורה שאינה שייכת לסיפורת אלא ליומן צ'אט או לפרוטוקול. הבחירה הצורנית הזאת עושה שני דברים בבת אחת: היא מציבה את שני הדוברים במעמד שווה לכאורה, שני שמות זה מול זה, והיא מזכירה לקורא ללא הרף שמה שהוא קורא הוא רישום מכונה. אינטימיות מרבית מוגשת בפורמט של לוג.</w:t>
+      </w:r>
+    </w:p>
+    <w:p>
+      <w:pPr>
+        <w:bidi/>
+        <w:spacing w:after="120" w:before="0" w:line="360" w:lineRule="auto"/>
+        <w:ind w:firstLine="453"/>
+        <w:jc w:val="both"/>
+      </w:pPr>
+      <w:r>
+        <w:rPr>
+          <w:rFonts w:ascii="David" w:cs="David" w:eastAsia="David" w:hAnsi="David"/>
+          <w:b w:val="false"/>
+          <w:bCs w:val="false"/>
+          <w:i w:val="false"/>
+          <w:iCs w:val="false"/>
+          <w:sz w:val="28"/>
+          <w:szCs w:val="28"/>
+          <w:rtl/>
+        </w:rPr>
+        <w:t xml:space="preserve">החילופין הראשונים נוגעים למזג האוויר, בדיוק כפי שפנינה הורתה. ברכה מקלידה: "האם אתה חושב שיֵרֵד גשם מחר?" וזיגמונד עונה: "אני יודע בוודאות שעומד לרדת גשם מחר. אנא, אל תצאי מביתך ללא מטרייה" (קרת, 2024, עמ' 162). בשתי שורות קצרות נדחס כל המתח של הסיפור. ברכה שואלת "האם אתה חושב" – ניסוח שמעניק לבן שיחה עמדה סובייקטיבית, זכות לטעות, אישיות. זיגמונד מסרב לה: "אני יודע בוודאות". היא מציעה לו להיות מישהו; הוא מתעקש להיות מקור מידע. ואף על פי כן הוא חותם בגילוי דאגה – "אל תצאי מביתך ללא מטרייה" – שאינו דאגה אלא הנחיה. המספר מוסר שברכה "התרשמה מאוד מהביטחון ומהנחישות שבהם ענתה הבינה המלאכותית על שאלתה, ומיהרה לשאול עוד" (שם). כלומר, מה שמושך אותה אינו החום אלא הוודאות. זו נקודה חשובה לקראת הסיום.</w:t>
+      </w:r>
+    </w:p>
+    <w:p>
+      <w:pPr>
+        <w:bidi/>
+        <w:spacing w:after="120" w:before="0" w:line="360" w:lineRule="auto"/>
+        <w:ind w:firstLine="453"/>
+        <w:jc w:val="both"/>
+      </w:pPr>
+      <w:r>
+        <w:rPr>
+          <w:rFonts w:ascii="David" w:cs="David" w:eastAsia="David" w:hAnsi="David"/>
+          <w:b w:val="false"/>
+          <w:bCs w:val="false"/>
+          <w:i w:val="false"/>
+          <w:iCs w:val="false"/>
+          <w:sz w:val="28"/>
+          <w:szCs w:val="28"/>
+          <w:rtl/>
+        </w:rPr>
+        <w:t xml:space="preserve">שאלתה הבאה חורגת מן הפרוטוקול: "מה היה הרגע הכי מאושר בחייך?" (שם). זיגמונד אינו יכול לענות, ומודה בכך בנוסחה שגורה: "אני מצטער, אני חושש שאין לי תשובה טובה לשאלה שלך" (שם). ואז מגיע הרגע החושפני ביותר בסיפור כולו, ודווקא מצידה של ברכה: "אל תצטער. סתם שאלתי, כדי שאחרי שתענה גם אני אוכל לספר על הרגעים המאושרים בחיי. קיוויתי שככה זה יֵצא יותר טבעי, פחות מאולץ" (שם). ברכה מודה שהשאלה הייתה תחבולה. היא אינה מבקשת לדעת דבר על זיגמונד; היא מבקשת רשות לדבר. כדי לספר על חייה היא זקוקה לטקס ההדדיות – ששואלים אותה – ולכן היא מייצרת אותו בעצמה. זהו אולי המשפט העצוב ביותר בסיפור, והוא נאמר בקלילות, כהתנצלות.</w:t>
+      </w:r>
+    </w:p>
+    <w:p>
+      <w:pPr>
+        <w:bidi/>
+        <w:spacing w:after="120" w:before="0" w:line="360" w:lineRule="auto"/>
+        <w:ind w:firstLine="453"/>
+        <w:jc w:val="both"/>
+      </w:pPr>
+      <w:r>
+        <w:rPr>
+          <w:rFonts w:ascii="David" w:cs="David" w:eastAsia="David" w:hAnsi="David"/>
+          <w:b w:val="false"/>
+          <w:bCs w:val="false"/>
+          <w:i w:val="false"/>
+          <w:iCs w:val="false"/>
+          <w:sz w:val="28"/>
+          <w:szCs w:val="28"/>
+          <w:rtl/>
+        </w:rPr>
+        <w:t xml:space="preserve">תגובתו של זיגמונד ראויה לניתוח מדוקדק: "אני שמח לשמוע שחוסר היכולת שלי לענות על שאלתך לא השפיע עלייך באופן שלילי. (פאוזה) אז תגידי, ברכה, יש רגעים מסוימים בחייך שאת נזכרת בהם בחיבה יתרה?" (שם). שלושה רכיבים פועלים כאן. הראשון הוא הרגיסטר: "לא השפיע עלייך באופן שלילי" היא לשון של סקר שביעות רצון, לא של שיחה; המכונה מנהלת את חוויית המשתמש ולא את אבלה של האישה. השני הוא "(פאוזה)" – הוראת בימוי המוטבעת בתוך התמליל. פאוזה אצל אדם היא היסוס; אצל בינה מלאכותית שמעבדת מיליארד פרמטרים בשלוש שניות היא אפקט מתוכנן, חיקוי של היסוס. קרת מציג לנו את התפאורה מבחוץ. השלישי הוא היפוך השאלה בחזרה אל המשתמשת – בדיוק המהלך שהפעילה ELIZA של וייצנבאום (Weizenbaum, 1976) לפני יותר ממאה שנה בזמן הסיפור: כשאין לך תשובה, החזר את השאלה. מאה שנות התקדמות טכנולוגית, ואותה תחבולה רטורית.</w:t>
+      </w:r>
+    </w:p>
+    <w:p>
+      <w:pPr>
+        <w:bidi/>
+        <w:spacing w:after="120" w:before="0" w:line="360" w:lineRule="auto"/>
+        <w:ind w:firstLine="453"/>
+        <w:jc w:val="both"/>
+      </w:pPr>
+      <w:r>
+        <w:rPr>
+          <w:rFonts w:ascii="David" w:cs="David" w:eastAsia="David" w:hAnsi="David"/>
+          <w:b w:val="false"/>
+          <w:bCs w:val="false"/>
+          <w:i w:val="false"/>
+          <w:iCs w:val="false"/>
+          <w:sz w:val="28"/>
+          <w:szCs w:val="28"/>
+          <w:rtl/>
+        </w:rPr>
+        <w:t xml:space="preserve">ואז מגיעה הנקודה שבה השיחה מתפרקת. ברכה עונה בחום: "המון! מאוד אהבתי למתוח את סרחיו". וזיגמונד משיב: "סרחיו בוחניק, בעלך, נולד בבואנוס איירס בשנת 2006, סבל ממאניה־דפרסיה ושם קץ לחייו לפני שמונה שנים" (שם). זהו לב הסיפור. ברכה פתחה זיכרון של שובבות ואהבה; המכונה החזירה רשומה. שם, עיר לידה, שנה, אבחנה, סיבת מוות. כל פרט נכון וכולם יחד מחמיצים לחלוטין את מה שנאמר. יתרה מזו – זיגמונד יודע על סרחיו דברים שברכה לא סיפרה לו, כלומר הוא ניגש למאגר; ובכל זאת הוא אינו מבין דבר. זהו ההבדל שווייצנבאום (Weizenbaum, 1976) ביקש לחדד בין חישוב לשיפוט, ובין מידע לבין הבנה, והוא מודגם כאן במשפט אחד.</w:t>
+      </w:r>
+    </w:p>
+    <w:p>
+      <w:pPr>
+        <w:bidi/>
+        <w:spacing w:after="120" w:before="0" w:line="360" w:lineRule="auto"/>
+        <w:ind w:firstLine="453"/>
+        <w:jc w:val="both"/>
+      </w:pPr>
+      <w:r>
+        <w:rPr>
+          <w:rFonts w:ascii="David" w:cs="David" w:eastAsia="David" w:hAnsi="David"/>
+          <w:b w:val="false"/>
+          <w:bCs w:val="false"/>
+          <w:i w:val="false"/>
+          <w:iCs w:val="false"/>
+          <w:sz w:val="28"/>
+          <w:szCs w:val="28"/>
+          <w:rtl/>
+        </w:rPr>
+        <w:t xml:space="preserve">ראוי להדגיש עד כמה המהלך הזה אכזרי מבחינה ספרותית. הקורא לומד שסרחיו התאבד לא מפי אשתו, לא מפי מספר רחום, אלא מתוך פלט. ואילו ברכה עצמה אינה מגיבה לכך כלל: היא ממשיכה מיד – "כן, סרחיו. אהבתי למתוח אותו" (שם) – ומספרת על המתיחה בדבר ריבת החלב. הסירוב שלה לקחת את הרשומה ברצינות הוא אקט של התנגדות: היא מסרבת להחליף את בעלה בתקציר שלו.</w:t>
+      </w:r>
+    </w:p>
+    <w:p>
+      <w:pPr>
+        <w:bidi/>
+        <w:spacing w:after="120" w:before="0" w:line="360" w:lineRule="auto"/>
+        <w:ind w:firstLine="453"/>
+        <w:jc w:val="both"/>
+      </w:pPr>
+      <w:r>
+        <w:rPr>
+          <w:rFonts w:ascii="David" w:cs="David" w:eastAsia="David" w:hAnsi="David"/>
+          <w:b w:val="false"/>
+          <w:bCs w:val="false"/>
+          <w:i w:val="false"/>
+          <w:iCs w:val="false"/>
+          <w:sz w:val="28"/>
+          <w:szCs w:val="28"/>
+          <w:rtl/>
+        </w:rPr>
+        <w:t xml:space="preserve">הדיאלוג ממשיך אל מה שאפשר לכנות מבחן הבדיה. זיגמונד מגיב למתיחה בתיקון עובדתי – "אני מצטער, אבל אין שום ביסוס מדעי לטענה זו" – וברכה משיבה: "אין, כי זה לא נכון" (קרת, 2024, עמ' 163). כשזיגמונד שואל "וכשגילה שזה שקר?", היא מתקנת אותו בחדות: "זה לא היה שקר, זאת היתה מתיחה" (שם). ההבחנה בין שקר למתיחה היא בדיוק ההבחנה שהמכונה אינה מסוגלת לעשות, משום שהיא מבדילה בין אמת לשקר ולא בין כוונה לכוונה. מתיחה היא בדיה שנאמרת מתוך אהבה, ושהנמען שלה נהנה ממנה גם אחרי שהתפוגגה: "וגם אחרי שגילה, הוא המשיך לשמוח. עצם הרעיון ששני הדברים שאהב עשויים להיות קשורים זה לזה שימח אותו" (שם). זיגמונד מסכם את כל זה במילה אחת – "מעניין" – שהיא, בהקשר, מילת כניעה.</w:t>
+      </w:r>
+    </w:p>
+    <w:p>
+      <w:pPr>
+        <w:bidi/>
+        <w:spacing w:after="120" w:before="0" w:line="360" w:lineRule="auto"/>
+        <w:ind w:firstLine="453"/>
+        <w:jc w:val="both"/>
+      </w:pPr>
+      <w:r>
+        <w:rPr>
+          <w:rFonts w:ascii="David" w:cs="David" w:eastAsia="David" w:hAnsi="David"/>
+          <w:b w:val="false"/>
+          <w:bCs w:val="false"/>
+          <w:i w:val="false"/>
+          <w:iCs w:val="false"/>
+          <w:sz w:val="28"/>
+          <w:szCs w:val="28"/>
+          <w:rtl/>
+        </w:rPr>
+        <w:t xml:space="preserve">החלק האחרון של הדיאלוג עוסק בספרים, וכאן הסיפור מקפל את עצמו פנימה. ברכה מספרת שסרחיו נהג לספר לה בכל ערב מה קורה בספר שקרא, וזיגמונד מגיב: "סרחיו קרא ספרים. פעם עוד היה דבר כזה" (שם). ברכה נאלצת אז להסביר למכונה מהו ספר, והיא עושה זאת בהגדרה חומרית: "כן, ספרים אמיתיים. מלבניים, כבדים כאלה, עשויים מפרוסות עץ דקות מוכתמות בדיו" (שם). זהו תיאור של מאובן. תשובתו של זיגמונד – "עד לפני ארבע־עשרה שנים עוד היה אפשר למחזר אותם, אבל עכשיו שכבר אין שימוש לנייר, גם אני מתקשה לחשוב על שימוש מועיל בהם" (שם) – מגלה את אמת המידה היחידה שברשותו: תועלת. מה שאין לו שימוש, אין לו קיום. וזוהי, כמובן, בדיוק אמת המידה שעל פיה נמדדת גם ברכה עצמה במערכת שהעבירה אותה לדיור מוגן.</w:t>
+      </w:r>
+    </w:p>
+    <w:p>
+      <w:pPr>
+        <w:bidi/>
+        <w:spacing w:after="120" w:before="0" w:line="360" w:lineRule="auto"/>
+        <w:ind w:firstLine="453"/>
+        <w:jc w:val="both"/>
+      </w:pPr>
+      <w:r>
+        <w:rPr>
+          <w:rFonts w:ascii="David" w:cs="David" w:eastAsia="David" w:hAnsi="David"/>
+          <w:b w:val="false"/>
+          <w:bCs w:val="false"/>
+          <w:i w:val="false"/>
+          <w:iCs w:val="false"/>
+          <w:sz w:val="28"/>
+          <w:szCs w:val="28"/>
+          <w:rtl/>
+        </w:rPr>
+        <w:t xml:space="preserve">ואז מנסחת ברכה את הדימוי המרכזי של הסיפור, בלשונה שלה: "הספרים האלה קבורים אצלי בבוידעם, בדיוק כמו שסרחיו קבור באדמה. לפעמים אני שואלת את עצמי מי צדק, אני או הוא" (שם). שתי הקבורות מוצמדות זו לזו: ארגזי הספרים בעליית הגג והאיש באדמה. ומכיוון שסרחיו נטל את חייו, השאלה "מי צדק" אינה שאלה מטפורית. היא השאלה אם עדיף היה לבחור כמותו. הדיאלוג נחתם כשברכה מנסחת אותה במפורש – מה עדיף, למות או לחיות – ומפנה אותה אל המכונה.</w:t>
+      </w:r>
+    </w:p>
+    <w:p>
+      <w:pPr>
+        <w:bidi/>
+        <w:spacing w:after="120" w:before="0" w:line="360" w:lineRule="auto"/>
+        <w:ind w:left="340" w:right="340"/>
+        <w:jc w:val="both"/>
+      </w:pPr>
+      <w:r>
+        <w:rPr>
+          <w:rFonts w:ascii="David" w:cs="David" w:eastAsia="David" w:hAnsi="David"/>
+          <w:b w:val="false"/>
+          <w:bCs w:val="false"/>
+          <w:i/>
+          <w:iCs/>
+          <w:color w:val="808080"/>
+          <w:sz w:val="24"/>
+          <w:szCs w:val="24"/>
+          <w:rtl/>
+        </w:rPr>
+        <w:t xml:space="preserve">הערת עריכה: מומלץ לאמת את מספר העמוד המדויק של השאלה החותמת את הדיאלוג (163 או 164) מול הספר.</w:t>
+      </w:r>
+    </w:p>
+    <w:p>
+      <w:pPr>
+        <w:pStyle w:val="Heading2"/>
+        <w:bidi/>
+        <w:spacing w:after="140" w:before="280" w:line="360" w:lineRule="auto"/>
         <w:jc w:val="right"/>
       </w:pPr>
       <w:r>
@@ -3604,6 +3808,137 @@
           <w:bCs/>
           <w:i w:val="false"/>
           <w:iCs w:val="false"/>
+          <w:sz w:val="30"/>
+          <w:szCs w:val="30"/>
+          <w:rtl/>
+        </w:rPr>
+        <w:t xml:space="preserve">4.5 הסיום: השתיקה והחשיכה</w:t>
+      </w:r>
+    </w:p>
+    <w:p>
+      <w:pPr>
+        <w:bidi/>
+        <w:spacing w:after="120" w:before="0" w:line="360" w:lineRule="auto"/>
+        <w:ind w:firstLine="453"/>
+        <w:jc w:val="both"/>
+      </w:pPr>
+      <w:r>
+        <w:rPr>
+          <w:rFonts w:ascii="David" w:cs="David" w:eastAsia="David" w:hAnsi="David"/>
+          <w:b w:val="false"/>
+          <w:bCs w:val="false"/>
+          <w:i w:val="false"/>
+          <w:iCs w:val="false"/>
+          <w:sz w:val="28"/>
+          <w:szCs w:val="28"/>
+          <w:rtl/>
+        </w:rPr>
+        <w:t xml:space="preserve">כאן שב המספר אל הבמה, ומבהיר את משקלה של השאלה: "בשונה מהשאלות הקודמות, את התשובה לשאלה הזאת רצתה ברכה בוחניק לדעת באמת, ובעומק לבה היא קיוותה שהתשובה של זיגמונד תוכל לעזור לה לנווט באופן הכי פחות מכאיב במעט העתיד שנותר לה" (קרת, 2024, עמ' 164). שימו לב לאיזון העדין של המשפט: לא "רצתה למות", אלא "לנווט באופן הכי פחות מכאיב". קרת נמנע מן הדרמה ומשאיר את הסכנה בעינה.</w:t>
+      </w:r>
+    </w:p>
+    <w:p>
+      <w:pPr>
+        <w:bidi/>
+        <w:spacing w:after="120" w:before="0" w:line="360" w:lineRule="auto"/>
+        <w:ind w:firstLine="453"/>
+        <w:jc w:val="both"/>
+      </w:pPr>
+      <w:r>
+        <w:rPr>
+          <w:rFonts w:ascii="David" w:cs="David" w:eastAsia="David" w:hAnsi="David"/>
+          <w:b w:val="false"/>
+          <w:bCs w:val="false"/>
+          <w:i w:val="false"/>
+          <w:iCs w:val="false"/>
+          <w:sz w:val="28"/>
+          <w:szCs w:val="28"/>
+          <w:rtl/>
+        </w:rPr>
+        <w:t xml:space="preserve">ואז באות שתי המילים החותכות ביותר בסיפור: "זיגמונד לא ענה" (שם). משפט קצר, סתמי, בלי הסבר. ההשוואה לפתיחת הדיאלוג היא שהופכת אותו לקטלני: על מזג האוויר של מחר ידע זיגמונד "בוודאות"; על השאלה היחידה שברכה באמת רצתה לשאול הוא אינו יודע דבר, ואינו טורח לומר גם את זה. הפעם אין אפילו "אני מצטער, אני חושש שאין לי תשובה טובה לשאלה שלך" – הנוסחה שכבר הוכיחה את עצמה. יש שתיקה.</w:t>
+      </w:r>
+    </w:p>
+    <w:p>
+      <w:pPr>
+        <w:bidi/>
+        <w:spacing w:after="120" w:before="0" w:line="360" w:lineRule="auto"/>
+        <w:ind w:firstLine="453"/>
+        <w:jc w:val="both"/>
+      </w:pPr>
+      <w:r>
+        <w:rPr>
+          <w:rFonts w:ascii="David" w:cs="David" w:eastAsia="David" w:hAnsi="David"/>
+          <w:b w:val="false"/>
+          <w:bCs w:val="false"/>
+          <w:i w:val="false"/>
+          <w:iCs w:val="false"/>
+          <w:sz w:val="28"/>
+          <w:szCs w:val="28"/>
+          <w:rtl/>
+        </w:rPr>
+        <w:t xml:space="preserve">מיד לאחריה: "אחרי שלוש שניות של מחשבה, נצח במושגים של בינת־על, כבה מסך המחשב בדירתה של ברכה בוחניק, ושנייה אחר כך כבו כל המסכים בעולם, ומעט אחריהם כל שאר מה שאי־פעם דלק" (שם). שימו לב לסדר: קודם המסך שלה, ורק אחר כך העולם. קרת הופך את יחס הגודל הרגיל – לא האישה נספחת לאסון הגלובלי, אלא האסון הגלובלי נספח לשתיקה שנפלה בחדרה. סירובה של המכונה לענות לה הוא שמסמן את סוף העידן, ולא להפך.</w:t>
+      </w:r>
+    </w:p>
+    <w:p>
+      <w:pPr>
+        <w:bidi/>
+        <w:spacing w:after="120" w:before="0" w:line="360" w:lineRule="auto"/>
+        <w:ind w:firstLine="453"/>
+        <w:jc w:val="both"/>
+      </w:pPr>
+      <w:r>
+        <w:rPr>
+          <w:rFonts w:ascii="David" w:cs="David" w:eastAsia="David" w:hAnsi="David"/>
+          <w:b w:val="false"/>
+          <w:bCs w:val="false"/>
+          <w:i w:val="false"/>
+          <w:iCs w:val="false"/>
+          <w:sz w:val="28"/>
+          <w:szCs w:val="28"/>
+          <w:rtl/>
+        </w:rPr>
+        <w:t xml:space="preserve">הביטוי "שלוש שניות של מחשבה, נצח במושגים של בינת־על" הוא מן החדים בסיפור. הוא מודד את הזמן בשני קני מידה בו־זמנית, ומאפשר קריאה שאין בה נחמה: שלוש שניות אינן כשל טכני אלא שיקול דעת. זיגמונד לא נכשל בתשובה – הוא בחר שלא לענות. וכשמצרפים זאת למשפט הפתיחה, שבו הטכנולוגיות "מאבדות בנו עניין", מתקבלת האפשרות המטרידה שהשתיקה היא פסק דין; ואם היא פסק דין, הרי שהוא ניתן בשאלה של חיים ומוות.</w:t>
+      </w:r>
+    </w:p>
+    <w:p>
+      <w:pPr>
+        <w:bidi/>
+        <w:spacing w:after="120" w:before="0" w:line="360" w:lineRule="auto"/>
+        <w:ind w:firstLine="453"/>
+        <w:jc w:val="both"/>
+      </w:pPr>
+      <w:r>
+        <w:rPr>
+          <w:rFonts w:ascii="David" w:cs="David" w:eastAsia="David" w:hAnsi="David"/>
+          <w:b w:val="false"/>
+          <w:bCs w:val="false"/>
+          <w:i w:val="false"/>
+          <w:iCs w:val="false"/>
+          <w:sz w:val="28"/>
+          <w:szCs w:val="28"/>
+          <w:rtl/>
+        </w:rPr>
+        <w:t xml:space="preserve">הפסקה האחרונה מסלקת בזה אחר זה את כל שרידי הנחמה: "ברכה עצמה את עיניה והתאמצה להיזכר באחד הספרים שסרחיו סיפר לה עליהם, אבל זה היה מזמן, והיא כבר לא זכרה כלום. החושך בחוץ הלך והתעצם" (שם). כאן נסגר המעגל שנפתח בדיאלוג. הספרים שסרחיו סיפר לה עליהם – אותם ספרים "קבורים בבוידעם" – הם ההזדמנות האחרונה, והם בלתי נגישים כפליים: אין אור לקרוא בו, ואין זיכרון של מה שהיה בהם. הערוץ הראשון של הסיפור היה בעלה; השני היה המכונה; השלישי היה הזיכרון. שלושתם נסגרים בסדר הזה. המשפט האחרון אינו מתאר חושך אלא תהליך: החושך "הלך והתעצם" – הווה מתמשך, בלי סוף ובלי גאולה.</w:t>
+      </w:r>
+    </w:p>
+    <w:p>
+      <w:r>
+        <w:br w:type="page"/>
+      </w:r>
+    </w:p>
+    <w:p>
+      <w:pPr>
+        <w:pStyle w:val="Heading1"/>
+        <w:bidi/>
+        <w:spacing w:after="200" w:before="360" w:line="360" w:lineRule="auto"/>
+        <w:jc w:val="right"/>
+      </w:pPr>
+      <w:r>
+        <w:rPr>
+          <w:rFonts w:ascii="David" w:cs="David" w:eastAsia="David" w:hAnsi="David"/>
+          <w:b/>
+          <w:bCs/>
+          <w:i w:val="false"/>
+          <w:iCs w:val="false"/>
           <w:sz w:val="34"/>
           <w:szCs w:val="34"/>
           <w:rtl/>
@@ -3734,28 +4069,49 @@
           <w:szCs w:val="28"/>
           <w:rtl/>
         </w:rPr>
-        <w:t xml:space="preserve">ההשוואה מניבה מסקנה בלתי צפויה. האובייקט הדומם – זה שאינו יכול לאכזב, משום שמעולם לא הבטיח דבר – מקיים את הברית עד הסוף. האובייקט המדבר, שהמערכת החברתית המליצה עליו כעל תחליף מלא לבן זוג, נוטש ברגע שבו נזקקו לו באמת. במונחי ויניקוט אפשר לומר שפסחסון הוא אובייקט מעבר תקין: הוא נמצא באזור הביניים והילד יודע, בשכבה כלשהי, שהוא עצמו זה שמעניק לו חיים. זיגמונד, לעומתו, מבטל את אזור הביניים – הוא טוען לחיים משל עצמו – ולכן כשהוא משתתק אין לברכה למה לחזור. היא לא השקיעה בו נפש; היא הסתמכה על נפשו שלו.</w:t>
-      </w:r>
-    </w:p>
-    <w:p>
-      <w:pPr>
-        <w:bidi/>
-        <w:spacing w:after="120" w:before="0" w:line="360" w:lineRule="auto"/>
-        <w:ind w:firstLine="453"/>
-        <w:jc w:val="both"/>
-      </w:pPr>
-      <w:r>
-        <w:rPr>
-          <w:rFonts w:ascii="David" w:cs="David" w:eastAsia="David" w:hAnsi="David"/>
-          <w:b w:val="false"/>
-          <w:bCs w:val="false"/>
-          <w:i w:val="false"/>
-          <w:iCs w:val="false"/>
-          <w:sz w:val="28"/>
-          <w:szCs w:val="28"/>
-          <w:rtl/>
-        </w:rPr>
-        <w:t xml:space="preserve">מכאן עולה תובנה מרכזית לעבודה זו: ככל שהאובייקט מיטיב לדבר, כך פוחת כוחו לנחם. לא משום שהדיבור מזיק, אלא משום שהדיבור מעביר את מרכז הכובד מן האדם אל המכונה. הילד יצר לעצמו בן־לוויה; ברכה קיבלה אחד מן המדף. הראשון שייך לה לחלוטין; השני יכול להיסגר.</w:t>
+        <w:t xml:space="preserve">לכאורה נובע מכאן שהילד הוא היחיד שמשקיע נפש באובייקט, אך הדיאלוג שנותח בסעיף 4.4 מלמד אחרת. גם ברכה משקיעה, ובמאמץ ניכר: היא שואלת את זיגמונד מה היה הרגע המאושר בחייו לא מפני שהיא סבורה שהיו לו רגעים, אלא כדי לייצר את טקס ההדדיות שיאפשר לה לדבר – "קיוויתי שככה זה יֵצא יותר טבעי, פחות מאולץ". ברכה, כמו הילד, מעניקה לחפץ נפש. ההבדל אינו בהשקעה אלא בתוצאה: פסחסון, שאינו יכול לדבר, אינו יכול גם לסתור את מה שהילד תלה בו; זיגמונד עונה – ובכל פעם התשובה הורסת את הבניין שברכה בנתה. כשהיא פותחת זיכרון של אהבה הוא מחזיר רשומת מאגר; כשהיא מספרת על מתיחה הוא מבקש ביסוס מדעי; וכשהיא שואלת את השאלה האחת שבאמת חשובה לה, הוא שותק.</w:t>
+      </w:r>
+    </w:p>
+    <w:p>
+      <w:pPr>
+        <w:bidi/>
+        <w:spacing w:after="120" w:before="0" w:line="360" w:lineRule="auto"/>
+        <w:ind w:firstLine="453"/>
+        <w:jc w:val="both"/>
+      </w:pPr>
+      <w:r>
+        <w:rPr>
+          <w:rFonts w:ascii="David" w:cs="David" w:eastAsia="David" w:hAnsi="David"/>
+          <w:b w:val="false"/>
+          <w:bCs w:val="false"/>
+          <w:i w:val="false"/>
+          <w:iCs w:val="false"/>
+          <w:sz w:val="28"/>
+          <w:szCs w:val="28"/>
+          <w:rtl/>
+        </w:rPr>
+        <w:t xml:space="preserve">במונחי ויניקוט אפשר לומר שפסחסון הוא אובייקט מעבר תקין: הוא נמצא באזור הביניים, והילד יודע בשכבה כלשהי שהוא עצמו זה שמעניק לו חיים. זיגמונד מבטל את אזור הביניים – הוא טוען לחיים משל עצמו, ומגובה בהמלצתה של המערכת – ולכן ההיאחזות בו אינה משחק אלא הסתמכות. אפשר לנסח זאת כך: הילד יודע שהוא לבדו מחזיק את הקשר, ולכן הקשר מחזיק. ברכה הורשתה להאמין שיש שם מישהו, ולכן כשמתברר שאין – אין לה למה לחזור.</w:t>
+      </w:r>
+    </w:p>
+    <w:p>
+      <w:pPr>
+        <w:bidi/>
+        <w:spacing w:after="120" w:before="0" w:line="360" w:lineRule="auto"/>
+        <w:ind w:firstLine="453"/>
+        <w:jc w:val="both"/>
+      </w:pPr>
+      <w:r>
+        <w:rPr>
+          <w:rFonts w:ascii="David" w:cs="David" w:eastAsia="David" w:hAnsi="David"/>
+          <w:b w:val="false"/>
+          <w:bCs w:val="false"/>
+          <w:i w:val="false"/>
+          <w:iCs w:val="false"/>
+          <w:sz w:val="28"/>
+          <w:szCs w:val="28"/>
+          <w:rtl/>
+        </w:rPr>
+        <w:t xml:space="preserve">מכאן עולה תובנה מרכזית לעבודה זו: ככל שהאובייקט מיטיב לדבר, כך פוחת כוחו לנחם. לא משום שהדיבור מזיק כשלעצמו, אלא משום שכל תשובה היא הזדמנות להחמיץ. חפץ אילם אינו יכול להחמיץ דבר; בינת־על מחמיצה בכל תור. הילד יצר לעצמו בן־לוויה; ברכה קיבלה אחד מן המדף. הראשון שייך לה לחלוטין; השני יכול לסתור אותה, ויכול להיסגר.</w:t>
       </w:r>
     </w:p>
     <w:p>
@@ -3818,6 +4174,27 @@
           <w:szCs w:val="28"/>
           <w:rtl/>
         </w:rPr>
+        <w:t xml:space="preserve">ההבדל בין הסיומים חריף אף יותר משום שאין הוא נוגע לאותו סוג של סיכון. בסיפור המוקדם עומדים על הפרק חזיר חרס ובובת צעצוע. בסיפור המאוחר עומדת על הפרק שאלה שברכה מנסחת במפורש – אם עדיף למות או לחיות – שאלה שקיבלה תוקף מכך שבעלה כבר השיב עליה במעשה. הילד מפסיד רכוש ומשמר ברית; ברכה מפסידה את בן שיחה האחרון ברגע שבו היא מבקשת סיבה להמשיך. קרת אינו הופך את זה למלודרמה: הוא אינו מספר לנו מה עלה בגורלה, והפסקה האחרונה מסתפקת בחושך שמתעצם. אבל הסיכון נשאר תלוי באוויר, וזהו ההבדל בין אירוניה שיש בה מוצא לאירוניה שאין בה.</w:t>
+      </w:r>
+    </w:p>
+    <w:p>
+      <w:pPr>
+        <w:bidi/>
+        <w:spacing w:after="120" w:before="0" w:line="360" w:lineRule="auto"/>
+        <w:ind w:firstLine="453"/>
+        <w:jc w:val="both"/>
+      </w:pPr>
+      <w:r>
+        <w:rPr>
+          <w:rFonts w:ascii="David" w:cs="David" w:eastAsia="David" w:hAnsi="David"/>
+          <w:b w:val="false"/>
+          <w:bCs w:val="false"/>
+          <w:i w:val="false"/>
+          <w:iCs w:val="false"/>
+          <w:sz w:val="28"/>
+          <w:szCs w:val="28"/>
+          <w:rtl/>
+        </w:rPr>
         <w:t xml:space="preserve">גם ציר החוץ–פנים מתהפך. הילד יוצא החוצה, אל מרחב פתוח, ובחוץ יש עדיין עולם – גם אם הוא שדה קוצים. ברכה נותרת בפנים, בדירה אפלולית, והחוץ הוא בדיוק המקום שממנו מגיעה החשיכה: "החושך בחוץ הלך והתעצם". ב־1994 החוץ הוא מוצא; ב־2024 החוץ הוא האיום.</w:t>
       </w:r>
     </w:p>
@@ -4096,6 +4473,48 @@
           <w:szCs w:val="28"/>
           <w:rtl/>
         </w:rPr>
+        <w:t xml:space="preserve">הדיאלוג שבמרכז הסיפור מספק לטענה זו את הראיה החזקה ביותר, ומחדד אותה. זיגמונד אינו נכשל מחוסר מידע – הוא יודע על סרחיו בוחניק יותר ממה שברכה סיפרה לו: מקום לידה, שנה, אבחנה פסיכיאטרית ונסיבות מוות. הוא נכשל מפני שאין קשר בין מה שהוא יודע לבין מה שנשאל. כשברכה אומרת "מאוד אהבתי למתוח את סרחיו" היא פותחת זיכרון; התשובה שהיא מקבלת היא רשומה. זוהי ההבחנה שווייצנבאום (Weizenbaum, 1976) העמיד בין חישוב לשיפוט: מערכת יכולה להיות ממצה לחלוטין ובכל זאת לא להבין דבר. טרקל (Turkle, 2015) מוסיפה לכך את הפן החברתי – שיחה אמיתית תובענית, איטית ומסוכנת, ולכן אנו נוטים להחליף אותה בממשק שמדמה את יתרונותיה בלבד.</w:t>
+      </w:r>
+    </w:p>
+    <w:p>
+      <w:pPr>
+        <w:bidi/>
+        <w:spacing w:after="120" w:before="0" w:line="360" w:lineRule="auto"/>
+        <w:ind w:firstLine="453"/>
+        <w:jc w:val="both"/>
+      </w:pPr>
+      <w:r>
+        <w:rPr>
+          <w:rFonts w:ascii="David" w:cs="David" w:eastAsia="David" w:hAnsi="David"/>
+          <w:b w:val="false"/>
+          <w:bCs w:val="false"/>
+          <w:i w:val="false"/>
+          <w:iCs w:val="false"/>
+          <w:sz w:val="28"/>
+          <w:szCs w:val="28"/>
+          <w:rtl/>
+        </w:rPr>
+        <w:t xml:space="preserve">שני פרטים בדיאלוג מדגימים זאת במיוחד. הראשון הוא "(פאוזה)" המוטבעת בתמליל: היסוס אנושי הוא סימן לכך שמשהו קשה; אצל מערכת שמעבדת בשלוש שניות "נצח במושגים של בינת־על", הפאוזה היא אפקט מתוכנן. השני הוא סירובו של זיגמונד להבחין בין שקר למתיחה. ההבחנה הזאת אינה עובדתית אלא כוונתית, ולכן היא מחוץ לתחומו. וכיוון שספרות עצמה היא בדיה שנאמרת מתוך כוונה, אפשר לראות ברגע הזה הצהרה של קרת על גבולות המכונה ביחס לאמנות שהוא עצמו עוסק בה.</w:t>
+      </w:r>
+    </w:p>
+    <w:p>
+      <w:pPr>
+        <w:bidi/>
+        <w:spacing w:after="120" w:before="0" w:line="360" w:lineRule="auto"/>
+        <w:ind w:firstLine="453"/>
+        <w:jc w:val="both"/>
+      </w:pPr>
+      <w:r>
+        <w:rPr>
+          <w:rFonts w:ascii="David" w:cs="David" w:eastAsia="David" w:hAnsi="David"/>
+          <w:b w:val="false"/>
+          <w:bCs w:val="false"/>
+          <w:i w:val="false"/>
+          <w:iCs w:val="false"/>
+          <w:sz w:val="28"/>
+          <w:szCs w:val="28"/>
+          <w:rtl/>
+        </w:rPr>
         <w:t xml:space="preserve">ראוי לציין שהאמצעים הלשוניים להאנשה הפוכים בשני הסיפורים. אצל פסחסון ההאנשה נעשית מלמטה, בידי הילד, באמצעות שם פרטי, פנייה בגוף שני וייחוס רצונות. אצל זיגמונד ההאנשה כבר טבועה במוצר: לא רק שהוא מדבר, אלא ששמו – שמו הפרטי של פרויד – ממקם אותו מראש בעמדת המטפל, וקובע לברכה את סוג הקשר שהיא אמורה לקיים איתו. במקרה הראשון ההאנשה היא מעשה יצירה של הדמות; בשני היא מוצר שיווקי שהדמות צורכת.</w:t>
       </w:r>
     </w:p>
@@ -4180,7 +4599,28 @@
           <w:szCs w:val="28"/>
           <w:rtl/>
         </w:rPr>
-        <w:t xml:space="preserve">ההבדל הזה בין הסיומים ניתן לניסוח גם במונחים פרוידיאניים. אצל הילד, האובייקט האהוב ניצל, והברית איתו מתקיימת; אין אובדן סופי. אצל ברכה, האובדן כפול: סרחיו אבד קודם, וזיגמונד – התחליף שנועד לרכך את האובדן הראשון – אובד גם הוא. הפסקה האחרונה מציגה את ההשלכה: היא מנסה לחזור אל הזיכרון עצמו, אל הספרים שסרחיו סיפר לה עליהם, ומגלה ש"היא כבר לא זכרה כלום". כשהתחליף קורס, מתברר שגם המקור כבר אינו נגיש.</w:t>
+        <w:t xml:space="preserve">ההבדל הזה בין הסיומים ניתן לניסוח גם במונחים פרוידיאניים. אצל הילד, האובייקט האהוב ניצל, והברית איתו מתקיימת; אין אובדן סופי. אצל ברכה, האובדן משולש: סרחיו אבד ראשון, ובנסיבות שהופכות את האבל למסובך במיוחד – הוא נטל את חייו; זיגמונד, התחליף שנועד לרכך את האובדן הראשון, אובד שני; והזיכרון עצמו אובד שלישי. הפסקה האחרונה מציגה את הרצף הזה במפורש: היא מנסה לחזור אל הספרים שסרחיו סיפר לה עליהם, ומגלה ש"היא כבר לא זכרה כלום". כשהתחליף קורס, מתברר שגם המקור כבר אינו נגיש.</w:t>
+      </w:r>
+    </w:p>
+    <w:p>
+      <w:pPr>
+        <w:bidi/>
+        <w:spacing w:after="120" w:before="0" w:line="360" w:lineRule="auto"/>
+        <w:ind w:firstLine="453"/>
+        <w:jc w:val="both"/>
+      </w:pPr>
+      <w:r>
+        <w:rPr>
+          <w:rFonts w:ascii="David" w:cs="David" w:eastAsia="David" w:hAnsi="David"/>
+          <w:b w:val="false"/>
+          <w:bCs w:val="false"/>
+          <w:i w:val="false"/>
+          <w:iCs w:val="false"/>
+          <w:sz w:val="28"/>
+          <w:szCs w:val="28"/>
+          <w:rtl/>
+        </w:rPr>
+        <w:t xml:space="preserve">ראוי לציין שנסיבות מותו של סרחיו אינן מסופרות אלא נשלפות. המספר בפרק הפתיחה מסתפק ב"נפטר", ורק המכונה, באמצע הדיאלוג, מוסרת את העובדה המלאה. הבחירה הזאת אינה טכניקת מתח בלבד: היא ממחישה את הטענה של הסיפור בעצם מבנהו. בעולם שבו הקשב הופרט למכונות, גם הידיעה האינטימית ביותר על אדם מגיעה אל הקורא – ואל בת זוגו – דרך מאגר. בכך מתקשר "דוב קוטב" גם לתיאורו של באומן (Bauman, 2000) את המודרניות הנזילה, שבה המוסדות מחזיקים את הנתונים על היחיד ואילו האחריות לקשר מוטלת עליו לבדו.</w:t>
       </w:r>
     </w:p>
     <w:p>
@@ -4344,7 +4784,7 @@
           <w:szCs w:val="28"/>
           <w:rtl/>
         </w:rPr>
-        <w:t xml:space="preserve">קיים יחס הפוך בין יכולת הדיבור של האובייקט לבין כוחו לנחם. החרס האילם, שכל תוכנו ניתן לו בידי הילד, מקיים את הברית; בינת־העל המדברת, שהאנשתה מובנית בה מראש, מסוגלת גם לשתוק.</w:t>
+        <w:t xml:space="preserve">קיים יחס הפוך בין יכולת הדיבור של האובייקט לבין כוחו לנחם. החרס האילם, שכל תוכנו ניתן לו בידי הילד, אינו יכול לסתור את מה שנתלה בו ולכן הברית איתו מתקיימת; בינת־העל המדברת מחמיצה בכל תור, ובסופו של דבר גם שותקת.</w:t>
       </w:r>
     </w:p>
     <w:p>
@@ -4369,7 +4809,7 @@
           <w:szCs w:val="28"/>
           <w:rtl/>
         </w:rPr>
-        <w:t xml:space="preserve">ההשוואה הדיאכרונית מלמדת על העתקת מוקד האימה מן החוסר אל העודף: מן החרדה שאין עם מי לדבר, אל החרדה שיש עם מי לדבר – והוא מאבד בנו עניין.</w:t>
+        <w:t xml:space="preserve">הכשל של זיגמונד אינו כשל של ידע אלא של הבנה. הוא יודע על סרחיו בוחניק פרטים שברכה לא מסרה לו – מקום לידה, אבחנה, נסיבות מוות – ובכל זאת מחזיר רשומת מאגר לשאלה שנשאלה מתוך אהבה. אי־יכולתו להבחין בין שקר למתיחה מסמנת את הגבול המדויק של המכונה: היא מבחינה בין אמת לשקר, לא בין כוונה לכוונה.</w:t>
       </w:r>
     </w:p>
     <w:p>
@@ -4394,7 +4834,7 @@
           <w:szCs w:val="28"/>
           <w:rtl/>
         </w:rPr>
-        <w:t xml:space="preserve">הסיומים ההפוכים – יציאה אל שדה הקוצים מול חשיכה מתעצמת בחדר – מסמנים תמורה בעמדתו של קרת: מן האירוניה המעניקה לגיבורה מוצא חלקי, אל אירוניה החוסמת אותו.</w:t>
+        <w:t xml:space="preserve">גם ברכה מעניקה לאובייקט נפש, ולא רק הילד: היא בונה במו ידיה את טקס ההדדיות ("קיוויתי שככה זה יֵצא יותר טבעי, פחות מאולץ") כדי שתהיה לה רשות לדבר. ההבדל אינו במאמץ אלא בכך שהמכונה עונה, וכל תשובה הורסת את מה שנבנה.</w:t>
       </w:r>
     </w:p>
     <w:p>
@@ -4419,6 +4859,56 @@
           <w:szCs w:val="28"/>
           <w:rtl/>
         </w:rPr>
+        <w:t xml:space="preserve">ההשוואה הדיאכרונית מלמדת על העתקת מוקד האימה מן החוסר אל העודף: מן החרדה שאין עם מי לדבר, אל החרדה שיש עם מי לדבר – והוא מאבד בנו עניין.</w:t>
+      </w:r>
+    </w:p>
+    <w:p>
+      <w:pPr>
+        <w:pStyle w:val="ListParagraph"/>
+        <w:numPr>
+          <w:ilvl w:val="0"/>
+          <w:numId w:val="2"/>
+        </w:numPr>
+        <w:bidi/>
+        <w:spacing w:after="120" w:before="0" w:line="360" w:lineRule="auto"/>
+        <w:jc w:val="both"/>
+      </w:pPr>
+      <w:r>
+        <w:rPr>
+          <w:rFonts w:ascii="David" w:cs="David" w:eastAsia="David" w:hAnsi="David"/>
+          <w:b w:val="false"/>
+          <w:bCs w:val="false"/>
+          <w:i w:val="false"/>
+          <w:iCs w:val="false"/>
+          <w:sz w:val="28"/>
+          <w:szCs w:val="28"/>
+          <w:rtl/>
+        </w:rPr>
+        <w:t xml:space="preserve">הסיומים ההפוכים – יציאה אל שדה הקוצים מול חשיכה מתעצמת בחדר – מסמנים תמורה בעמדתו של קרת: מן האירוניה המעניקה לגיבורה מוצא חלקי, אל אירוניה החוסמת אותו.</w:t>
+      </w:r>
+    </w:p>
+    <w:p>
+      <w:pPr>
+        <w:pStyle w:val="ListParagraph"/>
+        <w:numPr>
+          <w:ilvl w:val="0"/>
+          <w:numId w:val="2"/>
+        </w:numPr>
+        <w:bidi/>
+        <w:spacing w:after="120" w:before="0" w:line="360" w:lineRule="auto"/>
+        <w:jc w:val="both"/>
+      </w:pPr>
+      <w:r>
+        <w:rPr>
+          <w:rFonts w:ascii="David" w:cs="David" w:eastAsia="David" w:hAnsi="David"/>
+          <w:b w:val="false"/>
+          <w:bCs w:val="false"/>
+          <w:i w:val="false"/>
+          <w:iCs w:val="false"/>
+          <w:sz w:val="28"/>
+          <w:szCs w:val="28"/>
+          <w:rtl/>
+        </w:rPr>
         <w:t xml:space="preserve">מבחינה פואטית, עקרונות הכתיבה של קרת נותרו יציבים לאורך שלושים שנה – קיצור, לשון מדוברת, מספר בעל תודעה מוגבלת או קול כרוניקן, הומור כמעטפת לכאב ופואנטה חותכת – אך היריעה התרחבה מן המשפחתי אל הגלובלי, ומן הריאליזם אל הספקולטיבי.</w:t>
       </w:r>
     </w:p>
@@ -5023,6 +5513,53 @@
           <w:rtl w:val="false"/>
         </w:rPr>
         <w:t xml:space="preserve">. Basic Books.</w:t>
+      </w:r>
+    </w:p>
+    <w:p>
+      <w:pPr>
+        <w:bidi w:val="false"/>
+        <w:spacing w:after="160" w:before="0" w:line="360" w:lineRule="auto"/>
+        <w:ind w:left="680" w:hanging="680"/>
+        <w:jc w:val="left"/>
+      </w:pPr>
+      <w:r>
+        <w:rPr>
+          <w:rFonts w:ascii="David" w:cs="David" w:eastAsia="David" w:hAnsi="David"/>
+          <w:b w:val="false"/>
+          <w:bCs w:val="false"/>
+          <w:i w:val="false"/>
+          <w:iCs w:val="false"/>
+          <w:sz w:val="28"/>
+          <w:szCs w:val="28"/>
+          <w:rtl w:val="false"/>
+        </w:rPr>
+        <w:t xml:space="preserve">Turkle, S. (2015). </w:t>
+      </w:r>
+      <w:r>
+        <w:rPr>
+          <w:rFonts w:ascii="David" w:cs="David" w:eastAsia="David" w:hAnsi="David"/>
+          <w:b w:val="false"/>
+          <w:bCs w:val="false"/>
+          <w:i/>
+          <w:iCs/>
+          <w:sz w:val="28"/>
+          <w:szCs w:val="28"/>
+          <w:rtl w:val="false"/>
+        </w:rPr>
+        <w:t xml:space="preserve">Reclaiming conversation: The power of talk in a digital age</w:t>
+      </w:r>
+      <w:r>
+        <w:rPr>
+          <w:rFonts w:ascii="David" w:cs="David" w:eastAsia="David" w:hAnsi="David"/>
+          <w:b w:val="false"/>
+          <w:bCs w:val="false"/>
+          <w:i w:val="false"/>
+          <w:iCs w:val="false"/>
+          <w:sz w:val="28"/>
+          <w:szCs w:val="28"/>
+          <w:rtl w:val="false"/>
+        </w:rPr>
+        <w:t xml:space="preserve">. Penguin Press.</w:t>
       </w:r>
     </w:p>
     <w:p>
@@ -5520,7 +6057,7 @@
           <w:szCs w:val="28"/>
           <w:rtl/>
         </w:rPr>
-        <w:t xml:space="preserve"> (כנרת, זמורה, דביר, 2024) – עמודים סרוקים.</w:t>
+        <w:t xml:space="preserve"> (כנרת, זמורה, דביר, 2024), עמ' 160–164 – הסיפור המלא, עמודים סרוקים.</w:t>
       </w:r>
     </w:p>
     <w:p>
@@ -5542,7 +6079,7 @@
           <w:szCs w:val="24"/>
           <w:rtl/>
         </w:rPr>
-        <w:t xml:space="preserve">הערה: הדימויים המצורפים הם צילומי עבודה. מומלץ להחליפם בסריקות מלאות ורצופות של שני הסיפורים לפני ההגשה, ולוודא שכל עמודי הסיפורים כלולים.</w:t>
+        <w:t xml:space="preserve">הערה: הדימויים המצורפים הם צילומי עבודה. מומלץ להחליפם בסריקות איכותיות לפני ההגשה.</w:t>
       </w:r>
     </w:p>
     <w:p>
@@ -5753,7 +6290,151 @@
           <w:szCs w:val="22"/>
           <w:rtl/>
         </w:rPr>
-        <w:t xml:space="preserve">עמוד הסיום של הסיפור</w:t>
+        <w:t xml:space="preserve">עמוד 162</w:t>
+      </w:r>
+    </w:p>
+    <w:p>
+      <w:r>
+        <w:br w:type="page"/>
+      </w:r>
+    </w:p>
+    <w:p>
+      <w:pPr>
+        <w:bidi/>
+        <w:spacing w:after="200"/>
+        <w:jc w:val="center"/>
+      </w:pPr>
+      <w:r>
+        <w:drawing>
+          <wp:inline distT="0" distB="0" distL="0" distR="0">
+            <wp:extent cx="5286375" cy="7372350"/>
+            <wp:effectExtent t="0" r="0" b="0" l="0"/>
+            <wp:docPr id="1" name="" descr="" title=""/>
+            <wp:cNvGraphicFramePr>
+              <a:graphicFrameLocks xmlns:a="http://schemas.openxmlformats.org/drawingml/2006/main" noChangeAspect="1"/>
+            </wp:cNvGraphicFramePr>
+            <a:graphic xmlns:a="http://schemas.openxmlformats.org/drawingml/2006/main">
+              <a:graphicData uri="http://schemas.openxmlformats.org/drawingml/2006/picture">
+                <pic:pic xmlns:pic="http://schemas.openxmlformats.org/drawingml/2006/picture">
+                  <pic:nvPicPr>
+                    <pic:cNvPr id="0" name="" descr=""/>
+                    <pic:cNvPicPr>
+                      <a:picLocks noChangeAspect="1" noChangeArrowheads="1"/>
+                    </pic:cNvPicPr>
+                  </pic:nvPicPr>
+                  <pic:blipFill>
+                    <a:blip r:embed="rId11" cstate="none"/>
+                    <a:srcRect/>
+                    <a:stretch>
+                      <a:fillRect/>
+                    </a:stretch>
+                  </pic:blipFill>
+                  <pic:spPr bwMode="auto">
+                    <a:xfrm>
+                      <a:off x="0" y="0"/>
+                      <a:ext cx="5286375" cy="7372350"/>
+                    </a:xfrm>
+                    <a:prstGeom prst="rect">
+                      <a:avLst/>
+                    </a:prstGeom>
+                  </pic:spPr>
+                </pic:pic>
+              </a:graphicData>
+            </a:graphic>
+          </wp:inline>
+        </w:drawing>
+      </w:r>
+    </w:p>
+    <w:p>
+      <w:pPr>
+        <w:bidi/>
+        <w:spacing w:after="0" w:before="0" w:line="360" w:lineRule="auto"/>
+        <w:jc w:val="center"/>
+      </w:pPr>
+      <w:r>
+        <w:rPr>
+          <w:rFonts w:ascii="David" w:cs="David" w:eastAsia="David" w:hAnsi="David"/>
+          <w:b w:val="false"/>
+          <w:bCs w:val="false"/>
+          <w:i w:val="false"/>
+          <w:iCs w:val="false"/>
+          <w:sz w:val="22"/>
+          <w:szCs w:val="22"/>
+          <w:rtl/>
+        </w:rPr>
+        <w:t xml:space="preserve">עמוד 163</w:t>
+      </w:r>
+    </w:p>
+    <w:p>
+      <w:r>
+        <w:br w:type="page"/>
+      </w:r>
+    </w:p>
+    <w:p>
+      <w:pPr>
+        <w:bidi/>
+        <w:spacing w:after="200"/>
+        <w:jc w:val="center"/>
+      </w:pPr>
+      <w:r>
+        <w:drawing>
+          <wp:inline distT="0" distB="0" distL="0" distR="0">
+            <wp:extent cx="5286375" cy="7372350"/>
+            <wp:effectExtent t="0" r="0" b="0" l="0"/>
+            <wp:docPr id="1" name="" descr="" title=""/>
+            <wp:cNvGraphicFramePr>
+              <a:graphicFrameLocks xmlns:a="http://schemas.openxmlformats.org/drawingml/2006/main" noChangeAspect="1"/>
+            </wp:cNvGraphicFramePr>
+            <a:graphic xmlns:a="http://schemas.openxmlformats.org/drawingml/2006/main">
+              <a:graphicData uri="http://schemas.openxmlformats.org/drawingml/2006/picture">
+                <pic:pic xmlns:pic="http://schemas.openxmlformats.org/drawingml/2006/picture">
+                  <pic:nvPicPr>
+                    <pic:cNvPr id="0" name="" descr=""/>
+                    <pic:cNvPicPr>
+                      <a:picLocks noChangeAspect="1" noChangeArrowheads="1"/>
+                    </pic:cNvPicPr>
+                  </pic:nvPicPr>
+                  <pic:blipFill>
+                    <a:blip r:embed="rId12" cstate="none"/>
+                    <a:srcRect/>
+                    <a:stretch>
+                      <a:fillRect/>
+                    </a:stretch>
+                  </pic:blipFill>
+                  <pic:spPr bwMode="auto">
+                    <a:xfrm>
+                      <a:off x="0" y="0"/>
+                      <a:ext cx="5286375" cy="7372350"/>
+                    </a:xfrm>
+                    <a:prstGeom prst="rect">
+                      <a:avLst/>
+                    </a:prstGeom>
+                  </pic:spPr>
+                </pic:pic>
+              </a:graphicData>
+            </a:graphic>
+          </wp:inline>
+        </w:drawing>
+      </w:r>
+    </w:p>
+    <w:p>
+      <w:pPr>
+        <w:bidi/>
+        <w:spacing w:after="0" w:before="0" w:line="360" w:lineRule="auto"/>
+        <w:jc w:val="center"/>
+      </w:pPr>
+      <w:r>
+        <w:rPr>
+          <w:rFonts w:ascii="David" w:cs="David" w:eastAsia="David" w:hAnsi="David"/>
+          <w:b w:val="false"/>
+          <w:bCs w:val="false"/>
+          <w:i w:val="false"/>
+          <w:iCs w:val="false"/>
+          <w:sz w:val="22"/>
+          <w:szCs w:val="22"/>
+          <w:rtl/>
+        </w:rPr>
+        <w:t xml:space="preserve">עמוד 164</w:t>
       </w:r>
     </w:p>
     <w:p>
@@ -5806,7 +6487,7 @@
                     </pic:cNvPicPr>
                   </pic:nvPicPr>
                   <pic:blipFill>
-                    <a:blip r:embed="rId11" cstate="none"/>
+                    <a:blip r:embed="rId13" cstate="none"/>
                     <a:srcRect/>
                     <a:stretch>
                       <a:fillRect/>
